--- a/DESTINATION-NIGERIA-BRAND-KIT/09_DOCUMENT_TEMPLATES/WORKSHOP_MATERIALS/DN_Feedback-Form_A4.docx
+++ b/DESTINATION-NIGERIA-BRAND-KIT/09_DOCUMENT_TEMPLATES/WORKSHOP_MATERIALS/DN_Feedback-Form_A4.docx
@@ -16,7 +16,7 @@
           <w:r>
             <w:rPr>
               <w:b/>
-              <w:color w:val="9A6510"/>
+              <w:color w:val="8A5A0C"/>
             </w:rPr>
             <w:t xml:space="preserve">[Workshop title]</w:t>
           </w:r>
@@ -519,7 +519,7 @@
   <w:p>
     <w:pPr>
       <w:pBdr>
-        <w:top w:val="single" w:sz="4" w:space="6" w:color="A9BFA9"/>
+        <w:top w:val="single" w:sz="4" w:space="6" w:color="E7DFCF"/>
       </w:pBdr>
       <w:tabs>
         <w:tab w:pos="9412" w:val="right"/>
@@ -541,7 +541,7 @@
         <w:color w:val="5F6662"/>
         <w:sz w:val="15"/>
       </w:rPr>
-      <w:t xml:space="preserve">  ·  </w:t>
+      <w:t xml:space="preserve">   </w:t>
     </w:r>
     <w:r>
       <w:rPr>
@@ -832,7 +832,7 @@
   <w:docDefaults>
     <w:rPrDefault>
       <w:rPr>
-        <w:rFonts w:asciiTheme="minorHAnsi" w:eastAsiaTheme="minorEastAsia" w:hAnsiTheme="minorHAnsi" w:cstheme="minorBidi"/>
+        <w:rFonts w:ascii="Public Sans" w:hAnsi="Public Sans" w:cs="Public Sans" w:eastAsia="Public Sans"/>
         <w:sz w:val="22"/>
         <w:szCs w:val="22"/>
         <w:lang w:val="en-US" w:eastAsia="en-US" w:bidi="ar-SA"/>
@@ -992,7 +992,7 @@
       <w:spacing w:before="0" w:after="120" w:line="317" w:lineRule="auto"/>
     </w:pPr>
     <w:rPr>
-      <w:rFonts w:ascii="Inter" w:hAnsi="Inter" w:cs="Inter" w:eastAsia="Inter"/>
+      <w:rFonts w:ascii="Public Sans" w:hAnsi="Public Sans" w:cs="Public Sans" w:eastAsia="Public Sans"/>
       <w:b w:val="0"/>
       <w:i w:val="0"/>
       <w:color w:val="1B201E"/>
@@ -1054,16 +1054,16 @@
     <w:pPr>
       <w:keepNext/>
       <w:keepLines/>
-      <w:spacing w:before="360" w:after="120" w:line="264" w:lineRule="auto"/>
+      <w:spacing w:before="440" w:after="160" w:line="259" w:lineRule="auto"/>
       <w:outlineLvl w:val="0"/>
     </w:pPr>
     <w:rPr>
-      <w:rFonts w:asciiTheme="majorHAnsi" w:eastAsiaTheme="majorEastAsia" w:hAnsiTheme="majorHAnsi" w:cstheme="majorBidi" w:ascii="Playfair Display" w:hAnsi="Playfair Display" w:cs="Playfair Display" w:eastAsia="Playfair Display"/>
+      <w:rFonts w:ascii="Newsreader Display" w:hAnsi="Newsreader Display" w:cs="Newsreader Display" w:eastAsia="Newsreader Display"/>
       <w:b w:val="0"/>
       <w:bCs/>
       <w:i w:val="0"/>
       <w:color w:val="103428"/>
-      <w:sz w:val="40"/>
+      <w:sz w:val="44"/>
       <w:szCs w:val="28"/>
     </w:rPr>
   </w:style>
@@ -1083,12 +1083,12 @@
       <w:outlineLvl w:val="1"/>
     </w:pPr>
     <w:rPr>
-      <w:rFonts w:asciiTheme="majorHAnsi" w:eastAsiaTheme="majorEastAsia" w:hAnsiTheme="majorHAnsi" w:cstheme="majorBidi" w:ascii="Inter" w:hAnsi="Inter" w:cs="Inter" w:eastAsia="Inter"/>
-      <w:b/>
+      <w:rFonts w:ascii="Newsreader Display" w:hAnsi="Newsreader Display" w:cs="Newsreader Display" w:eastAsia="Newsreader Display"/>
+      <w:b w:val="0"/>
       <w:bCs/>
       <w:i w:val="0"/>
       <w:color w:val="103428"/>
-      <w:sz w:val="25"/>
+      <w:sz w:val="28"/>
       <w:szCs w:val="26"/>
     </w:rPr>
   </w:style>
@@ -1108,12 +1108,12 @@
       <w:outlineLvl w:val="2"/>
     </w:pPr>
     <w:rPr>
-      <w:rFonts w:asciiTheme="majorHAnsi" w:eastAsiaTheme="majorEastAsia" w:hAnsiTheme="majorHAnsi" w:cstheme="majorBidi" w:ascii="Inter" w:hAnsi="Inter" w:cs="Inter" w:eastAsia="Inter"/>
+      <w:rFonts w:ascii="Public Sans" w:hAnsi="Public Sans" w:cs="Public Sans" w:eastAsia="Public Sans"/>
       <w:b/>
       <w:bCs/>
       <w:i w:val="0"/>
-      <w:color w:val="2C5040"/>
-      <w:sz w:val="20"/>
+      <w:color w:val="103428"/>
+      <w:sz w:val="19"/>
     </w:rPr>
   </w:style>
   <w:style w:type="paragraph" w:styleId="Heading4">
@@ -1133,7 +1133,7 @@
       <w:outlineLvl w:val="3"/>
     </w:pPr>
     <w:rPr>
-      <w:rFonts w:asciiTheme="majorHAnsi" w:eastAsiaTheme="majorEastAsia" w:hAnsiTheme="majorHAnsi" w:cstheme="majorBidi"/>
+      <w:rFonts w:ascii="Newsreader Display" w:hAnsi="Newsreader Display" w:cs="Newsreader Display"/>
       <w:b/>
       <w:bCs/>
       <w:i/>
@@ -1158,7 +1158,7 @@
       <w:outlineLvl w:val="4"/>
     </w:pPr>
     <w:rPr>
-      <w:rFonts w:asciiTheme="majorHAnsi" w:eastAsiaTheme="majorEastAsia" w:hAnsiTheme="majorHAnsi" w:cstheme="majorBidi"/>
+      <w:rFonts w:ascii="Newsreader Display" w:hAnsi="Newsreader Display" w:cs="Newsreader Display"/>
       <w:color w:val="243F60" w:themeColor="accent1" w:themeShade="7F"/>
     </w:rPr>
   </w:style>
@@ -1179,7 +1179,7 @@
       <w:outlineLvl w:val="5"/>
     </w:pPr>
     <w:rPr>
-      <w:rFonts w:asciiTheme="majorHAnsi" w:eastAsiaTheme="majorEastAsia" w:hAnsiTheme="majorHAnsi" w:cstheme="majorBidi"/>
+      <w:rFonts w:ascii="Newsreader Display" w:hAnsi="Newsreader Display" w:cs="Newsreader Display"/>
       <w:i/>
       <w:iCs/>
       <w:color w:val="243F60" w:themeColor="accent1" w:themeShade="7F"/>
@@ -1202,7 +1202,7 @@
       <w:outlineLvl w:val="6"/>
     </w:pPr>
     <w:rPr>
-      <w:rFonts w:asciiTheme="majorHAnsi" w:eastAsiaTheme="majorEastAsia" w:hAnsiTheme="majorHAnsi" w:cstheme="majorBidi"/>
+      <w:rFonts w:ascii="Newsreader Display" w:hAnsi="Newsreader Display" w:cs="Newsreader Display"/>
       <w:i/>
       <w:iCs/>
       <w:color w:val="404040" w:themeColor="text1" w:themeTint="BF"/>
@@ -1225,7 +1225,7 @@
       <w:outlineLvl w:val="7"/>
     </w:pPr>
     <w:rPr>
-      <w:rFonts w:asciiTheme="majorHAnsi" w:eastAsiaTheme="majorEastAsia" w:hAnsiTheme="majorHAnsi" w:cstheme="majorBidi"/>
+      <w:rFonts w:ascii="Newsreader Display" w:hAnsi="Newsreader Display" w:cs="Newsreader Display"/>
       <w:color w:val="4F81BD" w:themeColor="accent1"/>
       <w:sz w:val="20"/>
       <w:szCs w:val="20"/>
@@ -1248,7 +1248,7 @@
       <w:outlineLvl w:val="8"/>
     </w:pPr>
     <w:rPr>
-      <w:rFonts w:asciiTheme="majorHAnsi" w:eastAsiaTheme="majorEastAsia" w:hAnsiTheme="majorHAnsi" w:cstheme="majorBidi"/>
+      <w:rFonts w:ascii="Newsreader Display" w:hAnsi="Newsreader Display" w:cs="Newsreader Display"/>
       <w:i/>
       <w:iCs/>
       <w:color w:val="404040" w:themeColor="text1" w:themeTint="BF"/>
@@ -1299,7 +1299,7 @@
     <w:uiPriority w:val="9"/>
     <w:rsid w:val="00FC693F"/>
     <w:rPr>
-      <w:rFonts w:asciiTheme="majorHAnsi" w:eastAsiaTheme="majorEastAsia" w:hAnsiTheme="majorHAnsi" w:cstheme="majorBidi"/>
+      <w:rFonts w:ascii="Newsreader Display" w:hAnsi="Newsreader Display" w:cs="Newsreader Display"/>
       <w:b/>
       <w:bCs/>
       <w:color w:val="365F91" w:themeColor="accent1" w:themeShade="BF"/>
@@ -1314,7 +1314,7 @@
     <w:uiPriority w:val="9"/>
     <w:rsid w:val="00FC693F"/>
     <w:rPr>
-      <w:rFonts w:asciiTheme="majorHAnsi" w:eastAsiaTheme="majorEastAsia" w:hAnsiTheme="majorHAnsi" w:cstheme="majorBidi"/>
+      <w:rFonts w:ascii="Newsreader Display" w:hAnsi="Newsreader Display" w:cs="Newsreader Display"/>
       <w:b/>
       <w:bCs/>
       <w:color w:val="4F81BD" w:themeColor="accent1"/>
@@ -1329,7 +1329,7 @@
     <w:uiPriority w:val="9"/>
     <w:rsid w:val="00FC693F"/>
     <w:rPr>
-      <w:rFonts w:asciiTheme="majorHAnsi" w:eastAsiaTheme="majorEastAsia" w:hAnsiTheme="majorHAnsi" w:cstheme="majorBidi"/>
+      <w:rFonts w:ascii="Newsreader Display" w:hAnsi="Newsreader Display" w:cs="Newsreader Display"/>
       <w:b/>
       <w:bCs/>
       <w:color w:val="4F81BD" w:themeColor="accent1"/>
@@ -1344,17 +1344,17 @@
     <w:qFormat/>
     <w:rsid w:val="00FC693F"/>
     <w:pPr>
-      <w:spacing w:after="160" w:line="252" w:lineRule="auto" w:before="0"/>
+      <w:spacing w:after="200" w:line="245" w:lineRule="auto" w:before="0"/>
       <w:contextualSpacing/>
     </w:pPr>
     <w:rPr>
-      <w:rFonts w:asciiTheme="majorHAnsi" w:eastAsiaTheme="majorEastAsia" w:hAnsiTheme="majorHAnsi" w:cstheme="majorBidi" w:ascii="Playfair Display" w:hAnsi="Playfair Display" w:cs="Playfair Display" w:eastAsia="Playfair Display"/>
+      <w:rFonts w:ascii="Newsreader Display" w:hAnsi="Newsreader Display" w:cs="Newsreader Display" w:eastAsia="Newsreader Display"/>
       <w:b w:val="0"/>
       <w:i w:val="0"/>
       <w:color w:val="103428"/>
       <w:spacing w:val="5"/>
       <w:kern w:val="28"/>
-      <w:sz w:val="60"/>
+      <w:sz w:val="64"/>
       <w:szCs w:val="52"/>
     </w:rPr>
   </w:style>
@@ -1365,7 +1365,7 @@
     <w:uiPriority w:val="10"/>
     <w:rsid w:val="00FC693F"/>
     <w:rPr>
-      <w:rFonts w:asciiTheme="majorHAnsi" w:eastAsiaTheme="majorEastAsia" w:hAnsiTheme="majorHAnsi" w:cstheme="majorBidi"/>
+      <w:rFonts w:ascii="Newsreader Display" w:hAnsi="Newsreader Display" w:cs="Newsreader Display"/>
       <w:color w:val="17365D" w:themeColor="text2" w:themeShade="BF"/>
       <w:spacing w:val="5"/>
       <w:kern w:val="28"/>
@@ -1388,13 +1388,13 @@
       <w:spacing w:before="0" w:after="240" w:line="312" w:lineRule="auto"/>
     </w:pPr>
     <w:rPr>
-      <w:rFonts w:asciiTheme="majorHAnsi" w:eastAsiaTheme="majorEastAsia" w:hAnsiTheme="majorHAnsi" w:cstheme="majorBidi" w:ascii="Source Serif 4" w:hAnsi="Source Serif 4" w:cs="Source Serif 4" w:eastAsia="Source Serif 4"/>
+      <w:rFonts w:ascii="Newsreader Text" w:hAnsi="Newsreader Text" w:cs="Newsreader Text" w:eastAsia="Newsreader Text"/>
       <w:b w:val="0"/>
       <w:i w:val="0"/>
       <w:iCs/>
-      <w:color w:val="2C5040"/>
+      <w:color w:val="5F6662"/>
       <w:spacing w:val="15"/>
-      <w:sz w:val="28"/>
+      <w:sz w:val="26"/>
       <w:szCs w:val="24"/>
     </w:rPr>
   </w:style>
@@ -1405,7 +1405,7 @@
     <w:uiPriority w:val="11"/>
     <w:rsid w:val="00FC693F"/>
     <w:rPr>
-      <w:rFonts w:asciiTheme="majorHAnsi" w:eastAsiaTheme="majorEastAsia" w:hAnsiTheme="majorHAnsi" w:cstheme="majorBidi"/>
+      <w:rFonts w:ascii="Newsreader Display" w:hAnsi="Newsreader Display" w:cs="Newsreader Display"/>
       <w:i/>
       <w:iCs/>
       <w:color w:val="4F81BD" w:themeColor="accent1"/>
@@ -1534,7 +1534,7 @@
       <w:contextualSpacing/>
     </w:pPr>
     <w:rPr>
-      <w:rFonts w:ascii="Inter" w:hAnsi="Inter" w:cs="Inter" w:eastAsia="Inter"/>
+      <w:rFonts w:ascii="Public Sans" w:hAnsi="Public Sans" w:cs="Public Sans" w:eastAsia="Public Sans"/>
       <w:b w:val="0"/>
       <w:i w:val="0"/>
       <w:color w:val="1B201E"/>
@@ -1581,7 +1581,7 @@
       <w:contextualSpacing/>
     </w:pPr>
     <w:rPr>
-      <w:rFonts w:ascii="Inter" w:hAnsi="Inter" w:cs="Inter" w:eastAsia="Inter"/>
+      <w:rFonts w:ascii="Public Sans" w:hAnsi="Public Sans" w:cs="Public Sans" w:eastAsia="Public Sans"/>
       <w:b w:val="0"/>
       <w:i w:val="0"/>
       <w:color w:val="1B201E"/>
@@ -1697,12 +1697,12 @@
       <w:spacing w:before="240" w:after="240" w:line="324" w:lineRule="auto"/>
     </w:pPr>
     <w:rPr>
-      <w:rFonts w:ascii="Source Serif 4" w:hAnsi="Source Serif 4" w:cs="Source Serif 4" w:eastAsia="Source Serif 4"/>
+      <w:rFonts w:ascii="Newsreader Display" w:hAnsi="Newsreader Display" w:cs="Newsreader Display" w:eastAsia="Newsreader Display"/>
       <w:b w:val="0"/>
       <w:i/>
       <w:iCs/>
       <w:color w:val="103428"/>
-      <w:sz w:val="28"/>
+      <w:sz w:val="32"/>
     </w:rPr>
   </w:style>
   <w:style w:type="character" w:customStyle="1" w:styleId="QuoteChar">
@@ -1725,7 +1725,7 @@
     <w:semiHidden/>
     <w:rsid w:val="00FC693F"/>
     <w:rPr>
-      <w:rFonts w:asciiTheme="majorHAnsi" w:eastAsiaTheme="majorEastAsia" w:hAnsiTheme="majorHAnsi" w:cstheme="majorBidi"/>
+      <w:rFonts w:ascii="Newsreader Display" w:hAnsi="Newsreader Display" w:cs="Newsreader Display"/>
       <w:b/>
       <w:bCs/>
       <w:i/>
@@ -1741,7 +1741,7 @@
     <w:semiHidden/>
     <w:rsid w:val="00FC693F"/>
     <w:rPr>
-      <w:rFonts w:asciiTheme="majorHAnsi" w:eastAsiaTheme="majorEastAsia" w:hAnsiTheme="majorHAnsi" w:cstheme="majorBidi"/>
+      <w:rFonts w:ascii="Newsreader Display" w:hAnsi="Newsreader Display" w:cs="Newsreader Display"/>
       <w:color w:val="243F60" w:themeColor="accent1" w:themeShade="7F"/>
     </w:rPr>
   </w:style>
@@ -1753,7 +1753,7 @@
     <w:semiHidden/>
     <w:rsid w:val="00FC693F"/>
     <w:rPr>
-      <w:rFonts w:asciiTheme="majorHAnsi" w:eastAsiaTheme="majorEastAsia" w:hAnsiTheme="majorHAnsi" w:cstheme="majorBidi"/>
+      <w:rFonts w:ascii="Newsreader Display" w:hAnsi="Newsreader Display" w:cs="Newsreader Display"/>
       <w:i/>
       <w:iCs/>
       <w:color w:val="243F60" w:themeColor="accent1" w:themeShade="7F"/>
@@ -1767,7 +1767,7 @@
     <w:semiHidden/>
     <w:rsid w:val="00FC693F"/>
     <w:rPr>
-      <w:rFonts w:asciiTheme="majorHAnsi" w:eastAsiaTheme="majorEastAsia" w:hAnsiTheme="majorHAnsi" w:cstheme="majorBidi"/>
+      <w:rFonts w:ascii="Newsreader Display" w:hAnsi="Newsreader Display" w:cs="Newsreader Display"/>
       <w:i/>
       <w:iCs/>
       <w:color w:val="404040" w:themeColor="text1" w:themeTint="BF"/>
@@ -1781,7 +1781,7 @@
     <w:semiHidden/>
     <w:rsid w:val="00FC693F"/>
     <w:rPr>
-      <w:rFonts w:asciiTheme="majorHAnsi" w:eastAsiaTheme="majorEastAsia" w:hAnsiTheme="majorHAnsi" w:cstheme="majorBidi"/>
+      <w:rFonts w:ascii="Newsreader Display" w:hAnsi="Newsreader Display" w:cs="Newsreader Display"/>
       <w:color w:val="4F81BD" w:themeColor="accent1"/>
       <w:sz w:val="20"/>
       <w:szCs w:val="20"/>
@@ -1795,7 +1795,7 @@
     <w:semiHidden/>
     <w:rsid w:val="00FC693F"/>
     <w:rPr>
-      <w:rFonts w:asciiTheme="majorHAnsi" w:eastAsiaTheme="majorEastAsia" w:hAnsiTheme="majorHAnsi" w:cstheme="majorBidi"/>
+      <w:rFonts w:ascii="Newsreader Display" w:hAnsi="Newsreader Display" w:cs="Newsreader Display"/>
       <w:i/>
       <w:iCs/>
       <w:color w:val="404040" w:themeColor="text1" w:themeTint="BF"/>
@@ -1816,7 +1816,7 @@
       <w:spacing w:line="300" w:lineRule="auto" w:before="60" w:after="200"/>
     </w:pPr>
     <w:rPr>
-      <w:rFonts w:ascii="Inter" w:hAnsi="Inter" w:cs="Inter" w:eastAsia="Inter"/>
+      <w:rFonts w:ascii="Public Sans" w:hAnsi="Public Sans" w:cs="Public Sans" w:eastAsia="Public Sans"/>
       <w:b w:val="0"/>
       <w:bCs/>
       <w:i w:val="0"/>
@@ -3386,7 +3386,7 @@
         <w:spacing w:before="0" w:after="0" w:line="240" w:lineRule="auto"/>
       </w:pPr>
       <w:rPr>
-        <w:rFonts w:asciiTheme="majorHAnsi" w:eastAsiaTheme="majorEastAsia" w:hAnsiTheme="majorHAnsi" w:cstheme="majorBidi"/>
+        <w:rFonts w:ascii="Newsreader Display" w:hAnsi="Newsreader Display" w:cs="Newsreader Display"/>
         <w:b/>
         <w:bCs/>
       </w:rPr>
@@ -3407,7 +3407,7 @@
         <w:spacing w:before="0" w:after="0" w:line="240" w:lineRule="auto"/>
       </w:pPr>
       <w:rPr>
-        <w:rFonts w:asciiTheme="majorHAnsi" w:eastAsiaTheme="majorEastAsia" w:hAnsiTheme="majorHAnsi" w:cstheme="majorBidi"/>
+        <w:rFonts w:ascii="Newsreader Display" w:hAnsi="Newsreader Display" w:cs="Newsreader Display"/>
         <w:b/>
         <w:bCs/>
       </w:rPr>
@@ -3425,14 +3425,14 @@
     </w:tblStylePr>
     <w:tblStylePr w:type="firstCol">
       <w:rPr>
-        <w:rFonts w:asciiTheme="majorHAnsi" w:eastAsiaTheme="majorEastAsia" w:hAnsiTheme="majorHAnsi" w:cstheme="majorBidi"/>
+        <w:rFonts w:ascii="Newsreader Display" w:hAnsi="Newsreader Display" w:cs="Newsreader Display"/>
         <w:b/>
         <w:bCs/>
       </w:rPr>
     </w:tblStylePr>
     <w:tblStylePr w:type="lastCol">
       <w:rPr>
-        <w:rFonts w:asciiTheme="majorHAnsi" w:eastAsiaTheme="majorEastAsia" w:hAnsiTheme="majorHAnsi" w:cstheme="majorBidi"/>
+        <w:rFonts w:ascii="Newsreader Display" w:hAnsi="Newsreader Display" w:cs="Newsreader Display"/>
         <w:b/>
         <w:bCs/>
       </w:rPr>
@@ -3516,7 +3516,7 @@
         <w:spacing w:before="0" w:after="0" w:line="240" w:lineRule="auto"/>
       </w:pPr>
       <w:rPr>
-        <w:rFonts w:asciiTheme="majorHAnsi" w:eastAsiaTheme="majorEastAsia" w:hAnsiTheme="majorHAnsi" w:cstheme="majorBidi"/>
+        <w:rFonts w:ascii="Newsreader Display" w:hAnsi="Newsreader Display" w:cs="Newsreader Display"/>
         <w:b/>
         <w:bCs/>
       </w:rPr>
@@ -3537,7 +3537,7 @@
         <w:spacing w:before="0" w:after="0" w:line="240" w:lineRule="auto"/>
       </w:pPr>
       <w:rPr>
-        <w:rFonts w:asciiTheme="majorHAnsi" w:eastAsiaTheme="majorEastAsia" w:hAnsiTheme="majorHAnsi" w:cstheme="majorBidi"/>
+        <w:rFonts w:ascii="Newsreader Display" w:hAnsi="Newsreader Display" w:cs="Newsreader Display"/>
         <w:b/>
         <w:bCs/>
       </w:rPr>
@@ -3555,14 +3555,14 @@
     </w:tblStylePr>
     <w:tblStylePr w:type="firstCol">
       <w:rPr>
-        <w:rFonts w:asciiTheme="majorHAnsi" w:eastAsiaTheme="majorEastAsia" w:hAnsiTheme="majorHAnsi" w:cstheme="majorBidi"/>
+        <w:rFonts w:ascii="Newsreader Display" w:hAnsi="Newsreader Display" w:cs="Newsreader Display"/>
         <w:b/>
         <w:bCs/>
       </w:rPr>
     </w:tblStylePr>
     <w:tblStylePr w:type="lastCol">
       <w:rPr>
-        <w:rFonts w:asciiTheme="majorHAnsi" w:eastAsiaTheme="majorEastAsia" w:hAnsiTheme="majorHAnsi" w:cstheme="majorBidi"/>
+        <w:rFonts w:ascii="Newsreader Display" w:hAnsi="Newsreader Display" w:cs="Newsreader Display"/>
         <w:b/>
         <w:bCs/>
       </w:rPr>
@@ -3646,7 +3646,7 @@
         <w:spacing w:before="0" w:after="0" w:line="240" w:lineRule="auto"/>
       </w:pPr>
       <w:rPr>
-        <w:rFonts w:asciiTheme="majorHAnsi" w:eastAsiaTheme="majorEastAsia" w:hAnsiTheme="majorHAnsi" w:cstheme="majorBidi"/>
+        <w:rFonts w:ascii="Newsreader Display" w:hAnsi="Newsreader Display" w:cs="Newsreader Display"/>
         <w:b/>
         <w:bCs/>
       </w:rPr>
@@ -3667,7 +3667,7 @@
         <w:spacing w:before="0" w:after="0" w:line="240" w:lineRule="auto"/>
       </w:pPr>
       <w:rPr>
-        <w:rFonts w:asciiTheme="majorHAnsi" w:eastAsiaTheme="majorEastAsia" w:hAnsiTheme="majorHAnsi" w:cstheme="majorBidi"/>
+        <w:rFonts w:ascii="Newsreader Display" w:hAnsi="Newsreader Display" w:cs="Newsreader Display"/>
         <w:b/>
         <w:bCs/>
       </w:rPr>
@@ -3685,14 +3685,14 @@
     </w:tblStylePr>
     <w:tblStylePr w:type="firstCol">
       <w:rPr>
-        <w:rFonts w:asciiTheme="majorHAnsi" w:eastAsiaTheme="majorEastAsia" w:hAnsiTheme="majorHAnsi" w:cstheme="majorBidi"/>
+        <w:rFonts w:ascii="Newsreader Display" w:hAnsi="Newsreader Display" w:cs="Newsreader Display"/>
         <w:b/>
         <w:bCs/>
       </w:rPr>
     </w:tblStylePr>
     <w:tblStylePr w:type="lastCol">
       <w:rPr>
-        <w:rFonts w:asciiTheme="majorHAnsi" w:eastAsiaTheme="majorEastAsia" w:hAnsiTheme="majorHAnsi" w:cstheme="majorBidi"/>
+        <w:rFonts w:ascii="Newsreader Display" w:hAnsi="Newsreader Display" w:cs="Newsreader Display"/>
         <w:b/>
         <w:bCs/>
       </w:rPr>
@@ -3776,7 +3776,7 @@
         <w:spacing w:before="0" w:after="0" w:line="240" w:lineRule="auto"/>
       </w:pPr>
       <w:rPr>
-        <w:rFonts w:asciiTheme="majorHAnsi" w:eastAsiaTheme="majorEastAsia" w:hAnsiTheme="majorHAnsi" w:cstheme="majorBidi"/>
+        <w:rFonts w:ascii="Newsreader Display" w:hAnsi="Newsreader Display" w:cs="Newsreader Display"/>
         <w:b/>
         <w:bCs/>
       </w:rPr>
@@ -3797,7 +3797,7 @@
         <w:spacing w:before="0" w:after="0" w:line="240" w:lineRule="auto"/>
       </w:pPr>
       <w:rPr>
-        <w:rFonts w:asciiTheme="majorHAnsi" w:eastAsiaTheme="majorEastAsia" w:hAnsiTheme="majorHAnsi" w:cstheme="majorBidi"/>
+        <w:rFonts w:ascii="Newsreader Display" w:hAnsi="Newsreader Display" w:cs="Newsreader Display"/>
         <w:b/>
         <w:bCs/>
       </w:rPr>
@@ -3815,14 +3815,14 @@
     </w:tblStylePr>
     <w:tblStylePr w:type="firstCol">
       <w:rPr>
-        <w:rFonts w:asciiTheme="majorHAnsi" w:eastAsiaTheme="majorEastAsia" w:hAnsiTheme="majorHAnsi" w:cstheme="majorBidi"/>
+        <w:rFonts w:ascii="Newsreader Display" w:hAnsi="Newsreader Display" w:cs="Newsreader Display"/>
         <w:b/>
         <w:bCs/>
       </w:rPr>
     </w:tblStylePr>
     <w:tblStylePr w:type="lastCol">
       <w:rPr>
-        <w:rFonts w:asciiTheme="majorHAnsi" w:eastAsiaTheme="majorEastAsia" w:hAnsiTheme="majorHAnsi" w:cstheme="majorBidi"/>
+        <w:rFonts w:ascii="Newsreader Display" w:hAnsi="Newsreader Display" w:cs="Newsreader Display"/>
         <w:b/>
         <w:bCs/>
       </w:rPr>
@@ -3906,7 +3906,7 @@
         <w:spacing w:before="0" w:after="0" w:line="240" w:lineRule="auto"/>
       </w:pPr>
       <w:rPr>
-        <w:rFonts w:asciiTheme="majorHAnsi" w:eastAsiaTheme="majorEastAsia" w:hAnsiTheme="majorHAnsi" w:cstheme="majorBidi"/>
+        <w:rFonts w:ascii="Newsreader Display" w:hAnsi="Newsreader Display" w:cs="Newsreader Display"/>
         <w:b/>
         <w:bCs/>
       </w:rPr>
@@ -3927,7 +3927,7 @@
         <w:spacing w:before="0" w:after="0" w:line="240" w:lineRule="auto"/>
       </w:pPr>
       <w:rPr>
-        <w:rFonts w:asciiTheme="majorHAnsi" w:eastAsiaTheme="majorEastAsia" w:hAnsiTheme="majorHAnsi" w:cstheme="majorBidi"/>
+        <w:rFonts w:ascii="Newsreader Display" w:hAnsi="Newsreader Display" w:cs="Newsreader Display"/>
         <w:b/>
         <w:bCs/>
       </w:rPr>
@@ -3945,14 +3945,14 @@
     </w:tblStylePr>
     <w:tblStylePr w:type="firstCol">
       <w:rPr>
-        <w:rFonts w:asciiTheme="majorHAnsi" w:eastAsiaTheme="majorEastAsia" w:hAnsiTheme="majorHAnsi" w:cstheme="majorBidi"/>
+        <w:rFonts w:ascii="Newsreader Display" w:hAnsi="Newsreader Display" w:cs="Newsreader Display"/>
         <w:b/>
         <w:bCs/>
       </w:rPr>
     </w:tblStylePr>
     <w:tblStylePr w:type="lastCol">
       <w:rPr>
-        <w:rFonts w:asciiTheme="majorHAnsi" w:eastAsiaTheme="majorEastAsia" w:hAnsiTheme="majorHAnsi" w:cstheme="majorBidi"/>
+        <w:rFonts w:ascii="Newsreader Display" w:hAnsi="Newsreader Display" w:cs="Newsreader Display"/>
         <w:b/>
         <w:bCs/>
       </w:rPr>
@@ -4036,7 +4036,7 @@
         <w:spacing w:before="0" w:after="0" w:line="240" w:lineRule="auto"/>
       </w:pPr>
       <w:rPr>
-        <w:rFonts w:asciiTheme="majorHAnsi" w:eastAsiaTheme="majorEastAsia" w:hAnsiTheme="majorHAnsi" w:cstheme="majorBidi"/>
+        <w:rFonts w:ascii="Newsreader Display" w:hAnsi="Newsreader Display" w:cs="Newsreader Display"/>
         <w:b/>
         <w:bCs/>
       </w:rPr>
@@ -4057,7 +4057,7 @@
         <w:spacing w:before="0" w:after="0" w:line="240" w:lineRule="auto"/>
       </w:pPr>
       <w:rPr>
-        <w:rFonts w:asciiTheme="majorHAnsi" w:eastAsiaTheme="majorEastAsia" w:hAnsiTheme="majorHAnsi" w:cstheme="majorBidi"/>
+        <w:rFonts w:ascii="Newsreader Display" w:hAnsi="Newsreader Display" w:cs="Newsreader Display"/>
         <w:b/>
         <w:bCs/>
       </w:rPr>
@@ -4075,14 +4075,14 @@
     </w:tblStylePr>
     <w:tblStylePr w:type="firstCol">
       <w:rPr>
-        <w:rFonts w:asciiTheme="majorHAnsi" w:eastAsiaTheme="majorEastAsia" w:hAnsiTheme="majorHAnsi" w:cstheme="majorBidi"/>
+        <w:rFonts w:ascii="Newsreader Display" w:hAnsi="Newsreader Display" w:cs="Newsreader Display"/>
         <w:b/>
         <w:bCs/>
       </w:rPr>
     </w:tblStylePr>
     <w:tblStylePr w:type="lastCol">
       <w:rPr>
-        <w:rFonts w:asciiTheme="majorHAnsi" w:eastAsiaTheme="majorEastAsia" w:hAnsiTheme="majorHAnsi" w:cstheme="majorBidi"/>
+        <w:rFonts w:ascii="Newsreader Display" w:hAnsi="Newsreader Display" w:cs="Newsreader Display"/>
         <w:b/>
         <w:bCs/>
       </w:rPr>
@@ -4166,7 +4166,7 @@
         <w:spacing w:before="0" w:after="0" w:line="240" w:lineRule="auto"/>
       </w:pPr>
       <w:rPr>
-        <w:rFonts w:asciiTheme="majorHAnsi" w:eastAsiaTheme="majorEastAsia" w:hAnsiTheme="majorHAnsi" w:cstheme="majorBidi"/>
+        <w:rFonts w:ascii="Newsreader Display" w:hAnsi="Newsreader Display" w:cs="Newsreader Display"/>
         <w:b/>
         <w:bCs/>
       </w:rPr>
@@ -4187,7 +4187,7 @@
         <w:spacing w:before="0" w:after="0" w:line="240" w:lineRule="auto"/>
       </w:pPr>
       <w:rPr>
-        <w:rFonts w:asciiTheme="majorHAnsi" w:eastAsiaTheme="majorEastAsia" w:hAnsiTheme="majorHAnsi" w:cstheme="majorBidi"/>
+        <w:rFonts w:ascii="Newsreader Display" w:hAnsi="Newsreader Display" w:cs="Newsreader Display"/>
         <w:b/>
         <w:bCs/>
       </w:rPr>
@@ -4205,14 +4205,14 @@
     </w:tblStylePr>
     <w:tblStylePr w:type="firstCol">
       <w:rPr>
-        <w:rFonts w:asciiTheme="majorHAnsi" w:eastAsiaTheme="majorEastAsia" w:hAnsiTheme="majorHAnsi" w:cstheme="majorBidi"/>
+        <w:rFonts w:ascii="Newsreader Display" w:hAnsi="Newsreader Display" w:cs="Newsreader Display"/>
         <w:b/>
         <w:bCs/>
       </w:rPr>
     </w:tblStylePr>
     <w:tblStylePr w:type="lastCol">
       <w:rPr>
-        <w:rFonts w:asciiTheme="majorHAnsi" w:eastAsiaTheme="majorEastAsia" w:hAnsiTheme="majorHAnsi" w:cstheme="majorBidi"/>
+        <w:rFonts w:ascii="Newsreader Display" w:hAnsi="Newsreader Display" w:cs="Newsreader Display"/>
         <w:b/>
         <w:bCs/>
       </w:rPr>
@@ -6077,7 +6077,7 @@
     </w:tblPr>
     <w:tblStylePr w:type="firstRow">
       <w:rPr>
-        <w:rFonts w:asciiTheme="majorHAnsi" w:eastAsiaTheme="majorEastAsia" w:hAnsiTheme="majorHAnsi" w:cstheme="majorBidi"/>
+        <w:rFonts w:ascii="Newsreader Display" w:hAnsi="Newsreader Display" w:cs="Newsreader Display"/>
       </w:rPr>
       <w:tblPr/>
       <w:tcPr>
@@ -6161,7 +6161,7 @@
     </w:tblPr>
     <w:tblStylePr w:type="firstRow">
       <w:rPr>
-        <w:rFonts w:asciiTheme="majorHAnsi" w:eastAsiaTheme="majorEastAsia" w:hAnsiTheme="majorHAnsi" w:cstheme="majorBidi"/>
+        <w:rFonts w:ascii="Newsreader Display" w:hAnsi="Newsreader Display" w:cs="Newsreader Display"/>
       </w:rPr>
       <w:tblPr/>
       <w:tcPr>
@@ -6245,7 +6245,7 @@
     </w:tblPr>
     <w:tblStylePr w:type="firstRow">
       <w:rPr>
-        <w:rFonts w:asciiTheme="majorHAnsi" w:eastAsiaTheme="majorEastAsia" w:hAnsiTheme="majorHAnsi" w:cstheme="majorBidi"/>
+        <w:rFonts w:ascii="Newsreader Display" w:hAnsi="Newsreader Display" w:cs="Newsreader Display"/>
       </w:rPr>
       <w:tblPr/>
       <w:tcPr>
@@ -6329,7 +6329,7 @@
     </w:tblPr>
     <w:tblStylePr w:type="firstRow">
       <w:rPr>
-        <w:rFonts w:asciiTheme="majorHAnsi" w:eastAsiaTheme="majorEastAsia" w:hAnsiTheme="majorHAnsi" w:cstheme="majorBidi"/>
+        <w:rFonts w:ascii="Newsreader Display" w:hAnsi="Newsreader Display" w:cs="Newsreader Display"/>
       </w:rPr>
       <w:tblPr/>
       <w:tcPr>
@@ -6413,7 +6413,7 @@
     </w:tblPr>
     <w:tblStylePr w:type="firstRow">
       <w:rPr>
-        <w:rFonts w:asciiTheme="majorHAnsi" w:eastAsiaTheme="majorEastAsia" w:hAnsiTheme="majorHAnsi" w:cstheme="majorBidi"/>
+        <w:rFonts w:ascii="Newsreader Display" w:hAnsi="Newsreader Display" w:cs="Newsreader Display"/>
       </w:rPr>
       <w:tblPr/>
       <w:tcPr>
@@ -6497,7 +6497,7 @@
     </w:tblPr>
     <w:tblStylePr w:type="firstRow">
       <w:rPr>
-        <w:rFonts w:asciiTheme="majorHAnsi" w:eastAsiaTheme="majorEastAsia" w:hAnsiTheme="majorHAnsi" w:cstheme="majorBidi"/>
+        <w:rFonts w:ascii="Newsreader Display" w:hAnsi="Newsreader Display" w:cs="Newsreader Display"/>
       </w:rPr>
       <w:tblPr/>
       <w:tcPr>
@@ -6581,7 +6581,7 @@
     </w:tblPr>
     <w:tblStylePr w:type="firstRow">
       <w:rPr>
-        <w:rFonts w:asciiTheme="majorHAnsi" w:eastAsiaTheme="majorEastAsia" w:hAnsiTheme="majorHAnsi" w:cstheme="majorBidi"/>
+        <w:rFonts w:ascii="Newsreader Display" w:hAnsi="Newsreader Display" w:cs="Newsreader Display"/>
       </w:rPr>
       <w:tblPr/>
       <w:tcPr>
@@ -6646,7 +6646,7 @@
       <w:spacing w:after="0" w:line="240" w:lineRule="auto"/>
     </w:pPr>
     <w:rPr>
-      <w:rFonts w:asciiTheme="majorHAnsi" w:eastAsiaTheme="majorEastAsia" w:hAnsiTheme="majorHAnsi" w:cstheme="majorBidi"/>
+      <w:rFonts w:ascii="Newsreader Display" w:hAnsi="Newsreader Display" w:cs="Newsreader Display"/>
       <w:color w:val="000000" w:themeColor="text1"/>
     </w:rPr>
     <w:tblPr>
@@ -6774,7 +6774,7 @@
       <w:spacing w:after="0" w:line="240" w:lineRule="auto"/>
     </w:pPr>
     <w:rPr>
-      <w:rFonts w:asciiTheme="majorHAnsi" w:eastAsiaTheme="majorEastAsia" w:hAnsiTheme="majorHAnsi" w:cstheme="majorBidi"/>
+      <w:rFonts w:ascii="Newsreader Display" w:hAnsi="Newsreader Display" w:cs="Newsreader Display"/>
       <w:color w:val="000000" w:themeColor="text1"/>
     </w:rPr>
     <w:tblPr>
@@ -6902,7 +6902,7 @@
       <w:spacing w:after="0" w:line="240" w:lineRule="auto"/>
     </w:pPr>
     <w:rPr>
-      <w:rFonts w:asciiTheme="majorHAnsi" w:eastAsiaTheme="majorEastAsia" w:hAnsiTheme="majorHAnsi" w:cstheme="majorBidi"/>
+      <w:rFonts w:ascii="Newsreader Display" w:hAnsi="Newsreader Display" w:cs="Newsreader Display"/>
       <w:color w:val="000000" w:themeColor="text1"/>
     </w:rPr>
     <w:tblPr>
@@ -7030,7 +7030,7 @@
       <w:spacing w:after="0" w:line="240" w:lineRule="auto"/>
     </w:pPr>
     <w:rPr>
-      <w:rFonts w:asciiTheme="majorHAnsi" w:eastAsiaTheme="majorEastAsia" w:hAnsiTheme="majorHAnsi" w:cstheme="majorBidi"/>
+      <w:rFonts w:ascii="Newsreader Display" w:hAnsi="Newsreader Display" w:cs="Newsreader Display"/>
       <w:color w:val="000000" w:themeColor="text1"/>
     </w:rPr>
     <w:tblPr>
@@ -7158,7 +7158,7 @@
       <w:spacing w:after="0" w:line="240" w:lineRule="auto"/>
     </w:pPr>
     <w:rPr>
-      <w:rFonts w:asciiTheme="majorHAnsi" w:eastAsiaTheme="majorEastAsia" w:hAnsiTheme="majorHAnsi" w:cstheme="majorBidi"/>
+      <w:rFonts w:ascii="Newsreader Display" w:hAnsi="Newsreader Display" w:cs="Newsreader Display"/>
       <w:color w:val="000000" w:themeColor="text1"/>
     </w:rPr>
     <w:tblPr>
@@ -7286,7 +7286,7 @@
       <w:spacing w:after="0" w:line="240" w:lineRule="auto"/>
     </w:pPr>
     <w:rPr>
-      <w:rFonts w:asciiTheme="majorHAnsi" w:eastAsiaTheme="majorEastAsia" w:hAnsiTheme="majorHAnsi" w:cstheme="majorBidi"/>
+      <w:rFonts w:ascii="Newsreader Display" w:hAnsi="Newsreader Display" w:cs="Newsreader Display"/>
       <w:color w:val="000000" w:themeColor="text1"/>
     </w:rPr>
     <w:tblPr>
@@ -7414,7 +7414,7 @@
       <w:spacing w:after="0" w:line="240" w:lineRule="auto"/>
     </w:pPr>
     <w:rPr>
-      <w:rFonts w:asciiTheme="majorHAnsi" w:eastAsiaTheme="majorEastAsia" w:hAnsiTheme="majorHAnsi" w:cstheme="majorBidi"/>
+      <w:rFonts w:ascii="Newsreader Display" w:hAnsi="Newsreader Display" w:cs="Newsreader Display"/>
       <w:color w:val="000000" w:themeColor="text1"/>
     </w:rPr>
     <w:tblPr>
@@ -8053,7 +8053,7 @@
       <w:spacing w:after="0" w:line="240" w:lineRule="auto"/>
     </w:pPr>
     <w:rPr>
-      <w:rFonts w:asciiTheme="majorHAnsi" w:eastAsiaTheme="majorEastAsia" w:hAnsiTheme="majorHAnsi" w:cstheme="majorBidi"/>
+      <w:rFonts w:ascii="Newsreader Display" w:hAnsi="Newsreader Display" w:cs="Newsreader Display"/>
       <w:color w:val="000000" w:themeColor="text1"/>
     </w:rPr>
     <w:tblPr>
@@ -8178,7 +8178,7 @@
       <w:spacing w:after="0" w:line="240" w:lineRule="auto"/>
     </w:pPr>
     <w:rPr>
-      <w:rFonts w:asciiTheme="majorHAnsi" w:eastAsiaTheme="majorEastAsia" w:hAnsiTheme="majorHAnsi" w:cstheme="majorBidi"/>
+      <w:rFonts w:ascii="Newsreader Display" w:hAnsi="Newsreader Display" w:cs="Newsreader Display"/>
       <w:color w:val="000000" w:themeColor="text1"/>
     </w:rPr>
     <w:tblPr>
@@ -8303,7 +8303,7 @@
       <w:spacing w:after="0" w:line="240" w:lineRule="auto"/>
     </w:pPr>
     <w:rPr>
-      <w:rFonts w:asciiTheme="majorHAnsi" w:eastAsiaTheme="majorEastAsia" w:hAnsiTheme="majorHAnsi" w:cstheme="majorBidi"/>
+      <w:rFonts w:ascii="Newsreader Display" w:hAnsi="Newsreader Display" w:cs="Newsreader Display"/>
       <w:color w:val="000000" w:themeColor="text1"/>
     </w:rPr>
     <w:tblPr>
@@ -8428,7 +8428,7 @@
       <w:spacing w:after="0" w:line="240" w:lineRule="auto"/>
     </w:pPr>
     <w:rPr>
-      <w:rFonts w:asciiTheme="majorHAnsi" w:eastAsiaTheme="majorEastAsia" w:hAnsiTheme="majorHAnsi" w:cstheme="majorBidi"/>
+      <w:rFonts w:ascii="Newsreader Display" w:hAnsi="Newsreader Display" w:cs="Newsreader Display"/>
       <w:color w:val="000000" w:themeColor="text1"/>
     </w:rPr>
     <w:tblPr>
@@ -8553,7 +8553,7 @@
       <w:spacing w:after="0" w:line="240" w:lineRule="auto"/>
     </w:pPr>
     <w:rPr>
-      <w:rFonts w:asciiTheme="majorHAnsi" w:eastAsiaTheme="majorEastAsia" w:hAnsiTheme="majorHAnsi" w:cstheme="majorBidi"/>
+      <w:rFonts w:ascii="Newsreader Display" w:hAnsi="Newsreader Display" w:cs="Newsreader Display"/>
       <w:color w:val="000000" w:themeColor="text1"/>
     </w:rPr>
     <w:tblPr>
@@ -8678,7 +8678,7 @@
       <w:spacing w:after="0" w:line="240" w:lineRule="auto"/>
     </w:pPr>
     <w:rPr>
-      <w:rFonts w:asciiTheme="majorHAnsi" w:eastAsiaTheme="majorEastAsia" w:hAnsiTheme="majorHAnsi" w:cstheme="majorBidi"/>
+      <w:rFonts w:ascii="Newsreader Display" w:hAnsi="Newsreader Display" w:cs="Newsreader Display"/>
       <w:color w:val="000000" w:themeColor="text1"/>
     </w:rPr>
     <w:tblPr>
@@ -8803,7 +8803,7 @@
       <w:spacing w:after="0" w:line="240" w:lineRule="auto"/>
     </w:pPr>
     <w:rPr>
-      <w:rFonts w:asciiTheme="majorHAnsi" w:eastAsiaTheme="majorEastAsia" w:hAnsiTheme="majorHAnsi" w:cstheme="majorBidi"/>
+      <w:rFonts w:ascii="Newsreader Display" w:hAnsi="Newsreader Display" w:cs="Newsreader Display"/>
       <w:color w:val="000000" w:themeColor="text1"/>
     </w:rPr>
     <w:tblPr>
@@ -12718,27 +12718,27 @@
       <w:spacing w:before="0" w:after="80" w:line="288" w:lineRule="auto"/>
     </w:pPr>
     <w:rPr>
-      <w:rFonts w:ascii="Inter" w:hAnsi="Inter" w:cs="Inter" w:eastAsia="Inter"/>
+      <w:rFonts w:ascii="Public Sans" w:hAnsi="Public Sans" w:cs="Public Sans" w:eastAsia="Public Sans"/>
       <w:b/>
       <w:i w:val="0"/>
       <w:caps/>
-      <w:color w:val="9A6510"/>
-      <w:sz w:val="16"/>
-      <w:spacing w:val="32"/>
+      <w:color w:val="8A5A0C"/>
+      <w:sz w:val="15"/>
+      <w:spacing w:val="12"/>
     </w:rPr>
   </w:style>
   <w:style w:type="paragraph" w:customStyle="1" w:styleId="Lead">
     <w:name w:val="Lead"/>
     <w:basedOn w:val="Normal"/>
     <w:pPr>
-      <w:spacing w:before="0" w:after="200" w:line="336" w:lineRule="auto"/>
+      <w:spacing w:before="0" w:after="240" w:line="331" w:lineRule="auto"/>
     </w:pPr>
     <w:rPr>
-      <w:rFonts w:ascii="Source Serif 4" w:hAnsi="Source Serif 4" w:cs="Source Serif 4" w:eastAsia="Source Serif 4"/>
+      <w:rFonts w:ascii="Newsreader Text" w:hAnsi="Newsreader Text" w:cs="Newsreader Text" w:eastAsia="Newsreader Text"/>
       <w:b w:val="0"/>
       <w:i w:val="0"/>
       <w:color w:val="103428"/>
-      <w:sz w:val="25"/>
+      <w:sz w:val="26"/>
     </w:rPr>
   </w:style>
   <w:style w:type="paragraph" w:customStyle="1" w:styleId="Small">
@@ -12748,7 +12748,7 @@
       <w:spacing w:before="0" w:after="40" w:line="300" w:lineRule="auto"/>
     </w:pPr>
     <w:rPr>
-      <w:rFonts w:ascii="Inter" w:hAnsi="Inter" w:cs="Inter" w:eastAsia="Inter"/>
+      <w:rFonts w:ascii="Public Sans" w:hAnsi="Public Sans" w:cs="Public Sans" w:eastAsia="Public Sans"/>
       <w:b w:val="0"/>
       <w:i w:val="0"/>
       <w:color w:val="5F6662"/>
@@ -12762,7 +12762,7 @@
       <w:spacing w:before="20" w:after="20" w:line="276" w:lineRule="auto"/>
     </w:pPr>
     <w:rPr>
-      <w:rFonts w:ascii="Inter" w:hAnsi="Inter" w:cs="Inter" w:eastAsia="Inter"/>
+      <w:rFonts w:ascii="Public Sans" w:hAnsi="Public Sans" w:cs="Public Sans" w:eastAsia="Public Sans"/>
       <w:b w:val="0"/>
       <w:i w:val="0"/>
       <w:color w:val="1B201E"/>
@@ -12776,13 +12776,13 @@
       <w:spacing w:before="40" w:after="40" w:line="264" w:lineRule="auto"/>
     </w:pPr>
     <w:rPr>
-      <w:rFonts w:ascii="Inter" w:hAnsi="Inter" w:cs="Inter" w:eastAsia="Inter"/>
+      <w:rFonts w:ascii="Public Sans" w:hAnsi="Public Sans" w:cs="Public Sans" w:eastAsia="Public Sans"/>
       <w:b/>
       <w:i w:val="0"/>
       <w:caps/>
       <w:color w:val="103428"/>
-      <w:sz w:val="16"/>
-      <w:spacing w:val="12"/>
+      <w:sz w:val="15"/>
+      <w:spacing w:val="10"/>
     </w:rPr>
   </w:style>
 </w:styles>
